--- a/fichas/lengua/soluciones_lengua_sustantivo-pronombre_5.docx
+++ b/fichas/lengua/soluciones_lengua_sustantivo-pronombre_5.docx
@@ -246,6 +246,255 @@
           <w:sz w:val="22"/>
         </w:rPr>
         <w:t>camión → camiones</w:t>
+      </w:r>
+    </w:p>
+    <w:p>
+      <w:pPr>
+        <w:spacing w:after="40"/>
+      </w:pPr>
+    </w:p>
+    <w:tbl>
+      <w:tblPr>
+        <w:tblW w:type="auto" w:w="0"/>
+        <w:jc w:val="left"/>
+        <w:tblLayout w:type="fixed"/>
+        <w:tblLook w:firstColumn="1" w:firstRow="1" w:lastColumn="0" w:lastRow="0" w:noHBand="0" w:noVBand="1" w:val="04A0"/>
+        <w:tblLayout w:type="fixed"/>
+        <w:tblW w:w="10034" w:type="dxa"/>
+        <w:tblInd w:w="0" w:type="dxa"/>
+      </w:tblPr>
+      <w:tblGrid>
+        <w:gridCol w:w="10092"/>
+      </w:tblGrid>
+      <w:tr>
+        <w:tc>
+          <w:tcPr>
+            <w:tcW w:type="dxa" w:w="10035"/>
+            <w:shd w:val="clear" w:color="auto" w:fill="595959"/>
+            <w:tcBorders>
+              <w:top w:val="single" w:sz="4" w:space="0" w:color="595959"/>
+              <w:left w:val="single" w:sz="4" w:space="0" w:color="595959"/>
+              <w:bottom w:val="single" w:sz="4" w:space="0" w:color="595959"/>
+              <w:right w:val="single" w:sz="4" w:space="0" w:color="595959"/>
+            </w:tcBorders>
+          </w:tcPr>
+          <w:p>
+            <w:pPr>
+              <w:spacing w:before="60" w:after="60"/>
+            </w:pPr>
+            <w:r>
+              <w:rPr>
+                <w:b/>
+                <w:color w:val="FFFFFF"/>
+                <w:sz w:val="25"/>
+              </w:rPr>
+              <w:t>4. Verdadero o falso</w:t>
+            </w:r>
+          </w:p>
+        </w:tc>
+      </w:tr>
+    </w:tbl>
+    <w:p>
+      <w:pPr>
+        <w:spacing w:after="40"/>
+      </w:pPr>
+    </w:p>
+    <w:p>
+      <w:pPr>
+        <w:spacing w:after="120"/>
+      </w:pPr>
+      <w:r>
+        <w:rPr>
+          <w:sz w:val="22"/>
+        </w:rPr>
+        <w:t xml:space="preserve">1. El sustantivo nombra personas, animales, objetos o ideas. → Verdadero</w:t>
+      </w:r>
+    </w:p>
+    <w:p>
+      <w:pPr>
+        <w:spacing w:after="120"/>
+      </w:pPr>
+      <w:r>
+        <w:rPr>
+          <w:sz w:val="22"/>
+        </w:rPr>
+        <w:t xml:space="preserve">2. El sustantivo puede ser común o propio. → Verdadero</w:t>
+      </w:r>
+    </w:p>
+    <w:p>
+      <w:pPr>
+        <w:spacing w:after="120"/>
+      </w:pPr>
+      <w:r>
+        <w:rPr>
+          <w:sz w:val="22"/>
+        </w:rPr>
+        <w:t xml:space="preserve">3. El sustantivo no tiene ni género ni número. → Falso</w:t>
+      </w:r>
+    </w:p>
+    <w:p>
+      <w:pPr>
+        <w:spacing w:after="120"/>
+      </w:pPr>
+      <w:r>
+        <w:rPr>
+          <w:sz w:val="22"/>
+        </w:rPr>
+        <w:t xml:space="preserve">4. El pronombre personal sustituye al sustantivo. → Verdadero</w:t>
+      </w:r>
+    </w:p>
+    <w:p>
+      <w:pPr>
+        <w:spacing w:after="120"/>
+      </w:pPr>
+      <w:r>
+        <w:rPr>
+          <w:sz w:val="22"/>
+        </w:rPr>
+        <w:t xml:space="preserve">5. "Yo", "tú" y "él" son pronombres personales. → Verdadero</w:t>
+      </w:r>
+    </w:p>
+    <w:p>
+      <w:pPr>
+        <w:spacing w:after="120"/>
+      </w:pPr>
+      <w:r>
+        <w:rPr>
+          <w:sz w:val="22"/>
+        </w:rPr>
+        <w:t xml:space="preserve">6. "Madrid" es un sustantivo propio. → Verdadero</w:t>
+      </w:r>
+    </w:p>
+    <w:p>
+      <w:pPr>
+        <w:spacing w:after="120"/>
+      </w:pPr>
+      <w:r>
+        <w:rPr>
+          <w:sz w:val="22"/>
+        </w:rPr>
+        <w:t xml:space="preserve">7. "Mesa" es un sustantivo propio. → Falso</w:t>
+      </w:r>
+    </w:p>
+    <w:p>
+      <w:pPr>
+        <w:spacing w:after="120"/>
+      </w:pPr>
+      <w:r>
+        <w:rPr>
+          <w:sz w:val="22"/>
+        </w:rPr>
+        <w:t xml:space="preserve">8. El sustantivo común nombra un ser o cosa de forma genérica. → Verdadero</w:t>
+      </w:r>
+    </w:p>
+    <w:p>
+      <w:pPr>
+        <w:spacing w:after="120"/>
+      </w:pPr>
+      <w:r>
+        <w:rPr>
+          <w:sz w:val="22"/>
+        </w:rPr>
+        <w:t xml:space="preserve">9. "Perro" es un sustantivo común. → Verdadero</w:t>
+      </w:r>
+    </w:p>
+    <w:p>
+      <w:pPr>
+        <w:spacing w:after="120"/>
+      </w:pPr>
+      <w:r>
+        <w:rPr>
+          <w:sz w:val="22"/>
+        </w:rPr>
+        <w:t xml:space="preserve">10. "Amistad" es un sustantivo que nombra una idea abstracta. → Verdadero</w:t>
+      </w:r>
+    </w:p>
+    <w:p>
+      <w:pPr>
+        <w:spacing w:after="120"/>
+      </w:pPr>
+      <w:r>
+        <w:rPr>
+          <w:sz w:val="22"/>
+        </w:rPr>
+        <w:t xml:space="preserve">11. El género del sustantivo puede ser masculino o femenino. → Verdadero</w:t>
+      </w:r>
+    </w:p>
+    <w:p>
+      <w:pPr>
+        <w:spacing w:after="120"/>
+      </w:pPr>
+      <w:r>
+        <w:rPr>
+          <w:sz w:val="22"/>
+        </w:rPr>
+        <w:t xml:space="preserve">12. El número del sustantivo puede ser singular o plural. → Verdadero</w:t>
+      </w:r>
+    </w:p>
+    <w:p>
+      <w:pPr>
+        <w:spacing w:after="120"/>
+      </w:pPr>
+      <w:r>
+        <w:rPr>
+          <w:sz w:val="22"/>
+        </w:rPr>
+        <w:t xml:space="preserve">13. "Nosotros" y "vosotros" son pronombres personales. → Verdadero</w:t>
+      </w:r>
+    </w:p>
+    <w:p>
+      <w:pPr>
+        <w:spacing w:after="120"/>
+      </w:pPr>
+      <w:r>
+        <w:rPr>
+          <w:sz w:val="22"/>
+        </w:rPr>
+        <w:t xml:space="preserve">14. Los pronombres se usan para no repetir el mismo sustantivo varias veces. → Verdadero</w:t>
+      </w:r>
+    </w:p>
+    <w:p>
+      <w:pPr>
+        <w:spacing w:after="120"/>
+      </w:pPr>
+      <w:r>
+        <w:rPr>
+          <w:sz w:val="22"/>
+        </w:rPr>
+        <w:t xml:space="preserve">15. Todos los sustantivos son siempre nombres propios. → Falso</w:t>
+      </w:r>
+    </w:p>
+    <w:p>
+      <w:pPr>
+        <w:spacing w:after="120"/>
+      </w:pPr>
+      <w:r>
+        <w:rPr>
+          <w:sz w:val="22"/>
+        </w:rPr>
+        <w:t xml:space="preserve">16. Distinguir sustantivo común y propio ayuda a saber cuándo usar mayúscula. → Verdadero</w:t>
+      </w:r>
+    </w:p>
+    <w:p>
+      <w:pPr>
+        <w:spacing w:after="120"/>
+      </w:pPr>
+      <w:r>
+        <w:rPr>
+          <w:sz w:val="22"/>
+        </w:rPr>
+        <w:t xml:space="preserve">17. Los pronombres personales cambian según la persona gramatical. → Verdadero</w:t>
+      </w:r>
+    </w:p>
+    <w:p>
+      <w:pPr>
+        <w:spacing w:after="120"/>
+      </w:pPr>
+      <w:r>
+        <w:rPr>
+          <w:sz w:val="22"/>
+        </w:rPr>
+        <w:t xml:space="preserve">18. El sustantivo es una de las categorías gramaticales más usadas. → Verdadero</w:t>
       </w:r>
     </w:p>
     <w:sectPr>
